--- a/Tailored_CVs/Shinoy_Kinaxis_Intern_Software_Developer_Quality_Assurance.docx
+++ b/Tailored_CVs/Shinoy_Kinaxis_Intern_Software_Developer_Quality_Assurance.docx
@@ -70,7 +70,7 @@
           <w:b w:val="0"/>
           <w:sz w:val="19"/>
         </w:rPr>
-        <w:t>I am a QA Automation Engineer with over eight years of experience building reliable testing frameworks using Java, Selenium, and Playwright. In my recent work with global financial clients, I have focused on writing and executing automated test cases and improving workflows across distributed teams. I also use Gemini Code Assist to streamline test script generation and maintenance. I am looking forward to bringing these practical testing skills to the Kinaxis team in Rotterdam.</w:t>
+        <w:t>I am a QA engineer with over eight years of experience building automation frameworks using Java, Selenium, and TypeScript. I have a solid background in writing test scripts, managing CI/CD workflows, and collaborating with cross-functional teams in agile environments. I am comfortable working with tools like Git and Postman to support quality assurance in software delivery. Having recently relocated to the Netherlands, I am ready to bring my technical skills to the team at Kinaxis in Rotterdam.</w:t>
       </w:r>
     </w:p>
     <w:p>
@@ -288,7 +288,7 @@
           <w:b w:val="0"/>
           <w:sz w:val="18"/>
         </w:rPr>
-        <w:t>▸ Wrote and executed automated test cases for complex endtoend workflows, migrating legacy frameworks to Playwright TypeScript to boost execution efficiency.</w:t>
+        <w:t>▸ Wrote and maintained automated test scripts using Java Selenium and TypeScript WDIO to support endtoend workflows and microservices architecture.</w:t>
       </w:r>
     </w:p>
     <w:p>
@@ -301,7 +301,7 @@
           <w:b w:val="0"/>
           <w:sz w:val="18"/>
         </w:rPr>
-        <w:t>▸ Built and maintained robust automation frameworks from scratch using Java, Selenium WebDriver, and BDD Cucumber for highvolume banking systems.</w:t>
+        <w:t>▸ Performed backend database validation using complex Oracle SQL queries and tracked defects efficiently to maintain high release stability.</w:t>
       </w:r>
     </w:p>
     <w:p>
@@ -314,7 +314,7 @@
           <w:b w:val="0"/>
           <w:sz w:val="18"/>
         </w:rPr>
-        <w:t>▸ Streamlined test script generation and deployment tasks by utilizing AI tooling such as Gemini Code Assist to speed up daily quality workflows.</w:t>
+        <w:t>▸ Streamlined test generation and deployment scripts by using AI tools like Gemini Code Assist to speed up daily quality assurance tasks.</w:t>
       </w:r>
     </w:p>
     <w:p>
@@ -327,7 +327,7 @@
           <w:b w:val="0"/>
           <w:sz w:val="18"/>
         </w:rPr>
-        <w:t>▸ Collaborated closely with crossfunctional agile teams and developers across multiple locations to review code, run smoke tests, and ensure release stability.</w:t>
+        <w:t>▸ Collaborated with agile development teams, SREs, and product owners to translate requirements into clear testing strategies and reduce defect leakage.</w:t>
       </w:r>
     </w:p>
     <w:p>
